--- a/docs/en/Complex_Analytical_Model_Inevitable_Hallucinations.docx
+++ b/docs/en/Complex_Analytical_Model_Inevitable_Hallucinations.docx
@@ -15,6 +15,18 @@
         <w:t>NHSE · Caputo · EP-Surfaces · Keating-Snaith</w:t>
         <w:br/>
         <w:t>10 Independent Equations · Unified Logical Chain · 20 Experiments</w:t>
+      </w:r>
+    </w:p>
+    <w:p>
+      <w:pPr>
+        <w:jc w:val="center"/>
+      </w:pPr>
+      <w:r>
+        <w:rPr>
+          <w:b/>
+          <w:sz w:val="28"/>
+        </w:rPr>
+        <w:t>Iskhak Hamzatovich Isaev</w:t>
       </w:r>
     </w:p>
     <w:p>
